--- a/mypaper/bio.docx
+++ b/mypaper/bio.docx
@@ -164,7 +164,7 @@
           <w:shd w:val="clear" w:color="auto" w:fill="FFFFFF"/>
           <w:lang w:eastAsia="zh-CN"/>
         </w:rPr>
-        <w:t>3</w:t>
+        <w:t>4</w:t>
       </w:r>
       <w:r>
         <w:rPr>
@@ -335,25 +335,27 @@
       </w:r>
       <w:r>
         <w:rPr>
-          <w:rFonts w:ascii="Times New Roman" w:hAnsi="Times New Roman" w:cs="Times New Roman"/>
-          <w:color w:val="0D0D0D"/>
-          <w:shd w:val="clear" w:color="auto" w:fill="FFFFFF"/>
-        </w:rPr>
-        <w:t>8,</w:t>
-      </w:r>
-      <w:r>
-        <w:rPr>
-          <w:rFonts w:ascii="Times New Roman" w:hAnsi="Times New Roman" w:cs="Times New Roman"/>
-          <w:color w:val="0D0D0D"/>
-          <w:shd w:val="clear" w:color="auto" w:fill="FFFFFF"/>
-        </w:rPr>
-        <w:t>8</w:t>
-      </w:r>
-      <w:r>
-        <w:rPr>
-          <w:rFonts w:ascii="Times New Roman" w:hAnsi="Times New Roman" w:cs="Times New Roman"/>
-          <w:color w:val="0D0D0D"/>
-          <w:shd w:val="clear" w:color="auto" w:fill="FFFFFF"/>
+          <w:rFonts w:ascii="Times New Roman" w:hAnsi="Times New Roman" w:cs="Times New Roman" w:hint="eastAsia"/>
+          <w:color w:val="0D0D0D"/>
+          <w:shd w:val="clear" w:color="auto" w:fill="FFFFFF"/>
+          <w:lang w:eastAsia="zh-CN"/>
+        </w:rPr>
+        <w:t>10</w:t>
+      </w:r>
+      <w:r>
+        <w:rPr>
+          <w:rFonts w:ascii="Times New Roman" w:hAnsi="Times New Roman" w:cs="Times New Roman"/>
+          <w:color w:val="0D0D0D"/>
+          <w:shd w:val="clear" w:color="auto" w:fill="FFFFFF"/>
+        </w:rPr>
+        <w:t>,</w:t>
+      </w:r>
+      <w:r>
+        <w:rPr>
+          <w:rFonts w:ascii="Times New Roman" w:hAnsi="Times New Roman" w:cs="Times New Roman" w:hint="eastAsia"/>
+          <w:color w:val="0D0D0D"/>
+          <w:shd w:val="clear" w:color="auto" w:fill="FFFFFF"/>
+          <w:lang w:eastAsia="zh-CN"/>
         </w:rPr>
         <w:t>0</w:t>
       </w:r>
@@ -363,6 +365,14 @@
           <w:color w:val="0D0D0D"/>
           <w:shd w:val="clear" w:color="auto" w:fill="FFFFFF"/>
         </w:rPr>
+        <w:t>0</w:t>
+      </w:r>
+      <w:r>
+        <w:rPr>
+          <w:rFonts w:ascii="Times New Roman" w:hAnsi="Times New Roman" w:cs="Times New Roman"/>
+          <w:color w:val="0D0D0D"/>
+          <w:shd w:val="clear" w:color="auto" w:fill="FFFFFF"/>
+        </w:rPr>
         <w:t xml:space="preserve">0 citations and h-index of </w:t>
       </w:r>
       <w:r>
@@ -375,11 +385,12 @@
       </w:r>
       <w:r>
         <w:rPr>
-          <w:rFonts w:ascii="Times New Roman" w:hAnsi="Times New Roman" w:cs="Times New Roman"/>
-          <w:color w:val="0D0D0D"/>
-          <w:shd w:val="clear" w:color="auto" w:fill="FFFFFF"/>
-        </w:rPr>
-        <w:t>1</w:t>
+          <w:rFonts w:ascii="Times New Roman" w:hAnsi="Times New Roman" w:cs="Times New Roman" w:hint="eastAsia"/>
+          <w:color w:val="0D0D0D"/>
+          <w:shd w:val="clear" w:color="auto" w:fill="FFFFFF"/>
+          <w:lang w:eastAsia="zh-CN"/>
+        </w:rPr>
+        <w:t>4</w:t>
       </w:r>
       <w:r>
         <w:rPr>
@@ -421,7 +432,42 @@
           <w:color w:val="0D0D0D"/>
           <w:shd w:val="clear" w:color="auto" w:fill="FFFFFF"/>
         </w:rPr>
-        <w:t xml:space="preserve">s Top 2% Scientist 2022 &amp; 2023 (Stanford University &amp; Elsevier Scopus) and received over 30 awards, including </w:t>
+        <w:t xml:space="preserve">s Top 2% Scientist </w:t>
+      </w:r>
+      <w:r>
+        <w:rPr>
+          <w:rFonts w:ascii="Times New Roman" w:hAnsi="Times New Roman" w:cs="Times New Roman" w:hint="eastAsia"/>
+          <w:color w:val="0D0D0D"/>
+          <w:shd w:val="clear" w:color="auto" w:fill="FFFFFF"/>
+          <w:lang w:eastAsia="zh-CN"/>
+        </w:rPr>
+        <w:t>for several years</w:t>
+      </w:r>
+      <w:r>
+        <w:rPr>
+          <w:rFonts w:ascii="Times New Roman" w:hAnsi="Times New Roman" w:cs="Times New Roman"/>
+          <w:color w:val="0D0D0D"/>
+          <w:shd w:val="clear" w:color="auto" w:fill="FFFFFF"/>
+        </w:rPr>
+        <w:t xml:space="preserve"> (Stanford University &amp; Elsevier Scopus) and received over 30 awards, including </w:t>
+      </w:r>
+      <w:r>
+        <w:rPr>
+          <w:rFonts w:ascii="Times New Roman" w:hAnsi="Times New Roman" w:cs="Times New Roman" w:hint="eastAsia"/>
+          <w:color w:val="0D0D0D"/>
+          <w:shd w:val="clear" w:color="auto" w:fill="FFFFFF"/>
+          <w:lang w:eastAsia="zh-CN"/>
+        </w:rPr>
+        <w:t>2025 Big-on-Small Award</w:t>
+      </w:r>
+      <w:r>
+        <w:rPr>
+          <w:rFonts w:ascii="Times New Roman" w:hAnsi="Times New Roman" w:cs="Times New Roman"/>
+          <w:color w:val="0D0D0D"/>
+          <w:shd w:val="clear" w:color="auto" w:fill="FFFFFF"/>
+          <w:lang w:eastAsia="zh-CN"/>
+        </w:rPr>
+        <w:t xml:space="preserve">, </w:t>
       </w:r>
       <w:r>
         <w:rPr>
@@ -755,7 +801,7 @@
       </w:r>
       <w:r>
         <w:rPr>
-          <w:rFonts w:ascii="Times New Roman" w:eastAsia="楷体" w:hAnsi="Times New Roman" w:cs="Times New Roman" w:hint="eastAsia"/>
+          <w:rFonts w:ascii="Times New Roman" w:eastAsia="楷体" w:hAnsi="Times New Roman" w:cs="Times New Roman"/>
           <w:bCs/>
           <w:color w:val="2A2A2A"/>
           <w:sz w:val="21"/>
@@ -763,7 +809,7 @@
           <w:shd w:val="clear" w:color="auto" w:fill="FFFFFF"/>
           <w:lang w:eastAsia="zh-CN"/>
         </w:rPr>
-        <w:t>3</w:t>
+        <w:t>4</w:t>
       </w:r>
       <w:r>
         <w:rPr>
@@ -996,21 +1042,48 @@
       </w:r>
       <w:r>
         <w:rPr>
+          <w:rFonts w:ascii="Times New Roman" w:eastAsia="楷体" w:hAnsi="Times New Roman" w:cs="Times New Roman"/>
+          <w:color w:val="0D0D0D"/>
+          <w:shd w:val="clear" w:color="auto" w:fill="FFFFFF"/>
+          <w:lang w:eastAsia="zh-CN"/>
+        </w:rPr>
+        <w:t>100</w:t>
+      </w:r>
+      <w:r>
+        <w:rPr>
           <w:rFonts w:ascii="Times New Roman" w:eastAsia="楷体" w:hAnsi="Times New Roman" w:cs="Times New Roman" w:hint="eastAsia"/>
           <w:color w:val="0D0D0D"/>
           <w:shd w:val="clear" w:color="auto" w:fill="FFFFFF"/>
           <w:lang w:eastAsia="zh-CN"/>
         </w:rPr>
-        <w:t>8</w:t>
-      </w:r>
-      <w:r>
-        <w:rPr>
-          <w:rFonts w:ascii="Times New Roman" w:eastAsia="楷体" w:hAnsi="Times New Roman" w:cs="Times New Roman"/>
-          <w:color w:val="0D0D0D"/>
-          <w:shd w:val="clear" w:color="auto" w:fill="FFFFFF"/>
-          <w:lang w:eastAsia="zh-CN"/>
-        </w:rPr>
-        <w:t>8</w:t>
+        <w:t>00</w:t>
+      </w:r>
+      <w:r>
+        <w:rPr>
+          <w:rFonts w:ascii="Times New Roman" w:eastAsia="楷体" w:hAnsi="Times New Roman" w:cs="Times New Roman"/>
+          <w:color w:val="0D0D0D"/>
+          <w:shd w:val="clear" w:color="auto" w:fill="FFFFFF"/>
+          <w:lang w:eastAsia="zh-CN"/>
+        </w:rPr>
+        <w:t>次，</w:t>
+      </w:r>
+      <w:r>
+        <w:rPr>
+          <w:rFonts w:ascii="Times New Roman" w:eastAsia="楷体" w:hAnsi="Times New Roman" w:cs="Times New Roman"/>
+          <w:color w:val="0D0D0D"/>
+          <w:shd w:val="clear" w:color="auto" w:fill="FFFFFF"/>
+          <w:lang w:eastAsia="zh-CN"/>
+        </w:rPr>
+        <w:t>h</w:t>
+      </w:r>
+      <w:r>
+        <w:rPr>
+          <w:rFonts w:ascii="Times New Roman" w:eastAsia="楷体" w:hAnsi="Times New Roman" w:cs="Times New Roman"/>
+          <w:color w:val="0D0D0D"/>
+          <w:shd w:val="clear" w:color="auto" w:fill="FFFFFF"/>
+          <w:lang w:eastAsia="zh-CN"/>
+        </w:rPr>
+        <w:t>因子为</w:t>
       </w:r>
       <w:r>
         <w:rPr>
@@ -1019,34 +1092,61 @@
           <w:shd w:val="clear" w:color="auto" w:fill="FFFFFF"/>
           <w:lang w:eastAsia="zh-CN"/>
         </w:rPr>
-        <w:t>00</w:t>
-      </w:r>
-      <w:r>
-        <w:rPr>
-          <w:rFonts w:ascii="Times New Roman" w:eastAsia="楷体" w:hAnsi="Times New Roman" w:cs="Times New Roman"/>
-          <w:color w:val="0D0D0D"/>
-          <w:shd w:val="clear" w:color="auto" w:fill="FFFFFF"/>
-          <w:lang w:eastAsia="zh-CN"/>
-        </w:rPr>
-        <w:t>次，</w:t>
-      </w:r>
-      <w:r>
-        <w:rPr>
-          <w:rFonts w:ascii="Times New Roman" w:eastAsia="楷体" w:hAnsi="Times New Roman" w:cs="Times New Roman"/>
-          <w:color w:val="0D0D0D"/>
-          <w:shd w:val="clear" w:color="auto" w:fill="FFFFFF"/>
-          <w:lang w:eastAsia="zh-CN"/>
-        </w:rPr>
-        <w:t>h</w:t>
-      </w:r>
-      <w:r>
-        <w:rPr>
-          <w:rFonts w:ascii="Times New Roman" w:eastAsia="楷体" w:hAnsi="Times New Roman" w:cs="Times New Roman"/>
-          <w:color w:val="0D0D0D"/>
-          <w:shd w:val="clear" w:color="auto" w:fill="FFFFFF"/>
-          <w:lang w:eastAsia="zh-CN"/>
-        </w:rPr>
-        <w:t>因子为</w:t>
+        <w:t>4</w:t>
+      </w:r>
+      <w:r>
+        <w:rPr>
+          <w:rFonts w:ascii="Times New Roman" w:eastAsia="楷体" w:hAnsi="Times New Roman" w:cs="Times New Roman"/>
+          <w:color w:val="0D0D0D"/>
+          <w:shd w:val="clear" w:color="auto" w:fill="FFFFFF"/>
+          <w:lang w:eastAsia="zh-CN"/>
+        </w:rPr>
+        <w:t>4</w:t>
+      </w:r>
+      <w:r>
+        <w:rPr>
+          <w:rFonts w:ascii="Times New Roman" w:eastAsia="楷体" w:hAnsi="Times New Roman" w:cs="Times New Roman"/>
+          <w:color w:val="0D0D0D"/>
+          <w:shd w:val="clear" w:color="auto" w:fill="FFFFFF"/>
+          <w:lang w:eastAsia="zh-CN"/>
+        </w:rPr>
+        <w:t>，</w:t>
+      </w:r>
+      <w:r>
+        <w:rPr>
+          <w:rFonts w:ascii="Times New Roman" w:eastAsia="楷体" w:hAnsi="Times New Roman" w:cs="Times New Roman"/>
+          <w:color w:val="0D0D0D"/>
+          <w:shd w:val="clear" w:color="auto" w:fill="FFFFFF"/>
+          <w:lang w:eastAsia="zh-CN"/>
+        </w:rPr>
+        <w:t>申请国内外专利</w:t>
+      </w:r>
+      <w:r>
+        <w:rPr>
+          <w:rFonts w:ascii="Times New Roman" w:eastAsia="楷体" w:hAnsi="Times New Roman" w:cs="Times New Roman"/>
+          <w:color w:val="0D0D0D"/>
+          <w:shd w:val="clear" w:color="auto" w:fill="FFFFFF"/>
+          <w:lang w:eastAsia="zh-CN"/>
+        </w:rPr>
+        <w:t>18</w:t>
+      </w:r>
+      <w:r>
+        <w:rPr>
+          <w:rFonts w:ascii="Times New Roman" w:eastAsia="楷体" w:hAnsi="Times New Roman" w:cs="Times New Roman"/>
+          <w:color w:val="0D0D0D"/>
+          <w:shd w:val="clear" w:color="auto" w:fill="FFFFFF"/>
+          <w:lang w:eastAsia="zh-CN"/>
+        </w:rPr>
+        <w:t>项，</w:t>
+      </w:r>
+      <w:r>
+        <w:rPr>
+          <w:rFonts w:ascii="Times New Roman" w:eastAsia="楷体" w:hAnsi="Times New Roman" w:cs="Times New Roman"/>
+          <w:color w:val="0D0D0D"/>
+          <w:shd w:val="clear" w:color="auto" w:fill="FFFFFF"/>
+          <w:lang w:eastAsia="zh-CN"/>
+        </w:rPr>
+        <w:t>并担任多个期刊</w:t>
       </w:r>
       <w:r>
         <w:rPr>
@@ -1055,61 +1155,16 @@
           <w:shd w:val="clear" w:color="auto" w:fill="FFFFFF"/>
           <w:lang w:eastAsia="zh-CN"/>
         </w:rPr>
-        <w:t>4</w:t>
-      </w:r>
-      <w:r>
-        <w:rPr>
-          <w:rFonts w:ascii="Times New Roman" w:eastAsia="楷体" w:hAnsi="Times New Roman" w:cs="Times New Roman"/>
-          <w:color w:val="0D0D0D"/>
-          <w:shd w:val="clear" w:color="auto" w:fill="FFFFFF"/>
-          <w:lang w:eastAsia="zh-CN"/>
-        </w:rPr>
-        <w:t>1</w:t>
-      </w:r>
-      <w:r>
-        <w:rPr>
-          <w:rFonts w:ascii="Times New Roman" w:eastAsia="楷体" w:hAnsi="Times New Roman" w:cs="Times New Roman"/>
-          <w:color w:val="0D0D0D"/>
-          <w:shd w:val="clear" w:color="auto" w:fill="FFFFFF"/>
-          <w:lang w:eastAsia="zh-CN"/>
-        </w:rPr>
-        <w:t>，</w:t>
-      </w:r>
-      <w:r>
-        <w:rPr>
-          <w:rFonts w:ascii="Times New Roman" w:eastAsia="楷体" w:hAnsi="Times New Roman" w:cs="Times New Roman"/>
-          <w:color w:val="0D0D0D"/>
-          <w:shd w:val="clear" w:color="auto" w:fill="FFFFFF"/>
-          <w:lang w:eastAsia="zh-CN"/>
-        </w:rPr>
-        <w:t>申请国内外专利</w:t>
-      </w:r>
-      <w:r>
-        <w:rPr>
-          <w:rFonts w:ascii="Times New Roman" w:eastAsia="楷体" w:hAnsi="Times New Roman" w:cs="Times New Roman"/>
-          <w:color w:val="0D0D0D"/>
-          <w:shd w:val="clear" w:color="auto" w:fill="FFFFFF"/>
-          <w:lang w:eastAsia="zh-CN"/>
-        </w:rPr>
-        <w:t>18</w:t>
-      </w:r>
-      <w:r>
-        <w:rPr>
-          <w:rFonts w:ascii="Times New Roman" w:eastAsia="楷体" w:hAnsi="Times New Roman" w:cs="Times New Roman"/>
-          <w:color w:val="0D0D0D"/>
-          <w:shd w:val="clear" w:color="auto" w:fill="FFFFFF"/>
-          <w:lang w:eastAsia="zh-CN"/>
-        </w:rPr>
-        <w:t>项，</w:t>
-      </w:r>
-      <w:r>
-        <w:rPr>
-          <w:rFonts w:ascii="Times New Roman" w:eastAsia="楷体" w:hAnsi="Times New Roman" w:cs="Times New Roman"/>
-          <w:color w:val="0D0D0D"/>
-          <w:shd w:val="clear" w:color="auto" w:fill="FFFFFF"/>
-          <w:lang w:eastAsia="zh-CN"/>
-        </w:rPr>
-        <w:t>并担任多个期刊</w:t>
+        <w:t>青年编委</w:t>
+      </w:r>
+      <w:r>
+        <w:rPr>
+          <w:rFonts w:ascii="Times New Roman" w:eastAsia="楷体" w:hAnsi="Times New Roman" w:cs="Times New Roman"/>
+          <w:color w:val="0D0D0D"/>
+          <w:shd w:val="clear" w:color="auto" w:fill="FFFFFF"/>
+          <w:lang w:eastAsia="zh-CN"/>
+        </w:rPr>
+        <w:t>与审稿人，</w:t>
       </w:r>
       <w:r>
         <w:rPr>
@@ -1118,25 +1173,16 @@
           <w:shd w:val="clear" w:color="auto" w:fill="FFFFFF"/>
           <w:lang w:eastAsia="zh-CN"/>
         </w:rPr>
-        <w:t>青年编委</w:t>
-      </w:r>
-      <w:r>
-        <w:rPr>
-          <w:rFonts w:ascii="Times New Roman" w:eastAsia="楷体" w:hAnsi="Times New Roman" w:cs="Times New Roman"/>
-          <w:color w:val="0D0D0D"/>
-          <w:shd w:val="clear" w:color="auto" w:fill="FFFFFF"/>
-          <w:lang w:eastAsia="zh-CN"/>
-        </w:rPr>
-        <w:t>与审稿人，</w:t>
-      </w:r>
-      <w:r>
-        <w:rPr>
-          <w:rFonts w:ascii="Times New Roman" w:eastAsia="楷体" w:hAnsi="Times New Roman" w:cs="Times New Roman"/>
-          <w:color w:val="0D0D0D"/>
-          <w:shd w:val="clear" w:color="auto" w:fill="FFFFFF"/>
-          <w:lang w:eastAsia="zh-CN"/>
-        </w:rPr>
-        <w:t>连续两年入选斯坦福大学</w:t>
+        <w:t>多</w:t>
+      </w:r>
+      <w:r>
+        <w:rPr>
+          <w:rFonts w:ascii="Times New Roman" w:eastAsia="楷体" w:hAnsi="Times New Roman" w:cs="Times New Roman"/>
+          <w:color w:val="0D0D0D"/>
+          <w:shd w:val="clear" w:color="auto" w:fill="FFFFFF"/>
+          <w:lang w:eastAsia="zh-CN"/>
+        </w:rPr>
+        <w:t>年入选斯坦福大学</w:t>
       </w:r>
       <w:r>
         <w:rPr>
@@ -1212,12 +1258,57 @@
       </w:r>
       <w:r>
         <w:rPr>
-          <w:rFonts w:ascii="Times New Roman" w:eastAsia="楷体" w:hAnsi="Times New Roman" w:cs="Times New Roman"/>
-          <w:color w:val="0D0D0D"/>
-          <w:shd w:val="clear" w:color="auto" w:fill="FFFFFF"/>
-          <w:lang w:eastAsia="zh-CN"/>
-        </w:rPr>
-        <w:t>2024</w:t>
+          <w:rFonts w:ascii="Times New Roman" w:eastAsia="楷体" w:hAnsi="Times New Roman" w:cs="Times New Roman" w:hint="eastAsia"/>
+          <w:color w:val="0D0D0D"/>
+          <w:shd w:val="clear" w:color="auto" w:fill="FFFFFF"/>
+          <w:lang w:eastAsia="zh-CN"/>
+        </w:rPr>
+        <w:t>2025</w:t>
+      </w:r>
+      <w:r>
+        <w:rPr>
+          <w:rFonts w:ascii="Times New Roman" w:eastAsia="楷体" w:hAnsi="Times New Roman" w:cs="Times New Roman" w:hint="eastAsia"/>
+          <w:color w:val="0D0D0D"/>
+          <w:shd w:val="clear" w:color="auto" w:fill="FFFFFF"/>
+          <w:lang w:eastAsia="zh-CN"/>
+        </w:rPr>
+        <w:t>年</w:t>
+      </w:r>
+      <w:r>
+        <w:rPr>
+          <w:rFonts w:ascii="Times New Roman" w:eastAsia="楷体" w:hAnsi="Times New Roman" w:cs="Times New Roman" w:hint="eastAsia"/>
+          <w:color w:val="0D0D0D"/>
+          <w:shd w:val="clear" w:color="auto" w:fill="FFFFFF"/>
+          <w:lang w:eastAsia="zh-CN"/>
+        </w:rPr>
+        <w:t>Big-on-Small</w:t>
+      </w:r>
+      <w:r>
+        <w:rPr>
+          <w:rFonts w:ascii="Times New Roman" w:eastAsia="楷体" w:hAnsi="Times New Roman" w:cs="Times New Roman" w:hint="eastAsia"/>
+          <w:color w:val="0D0D0D"/>
+          <w:shd w:val="clear" w:color="auto" w:fill="FFFFFF"/>
+          <w:lang w:eastAsia="zh-CN"/>
+        </w:rPr>
+        <w:t>奖，</w:t>
+      </w:r>
+      <w:r>
+        <w:rPr>
+          <w:rFonts w:ascii="Times New Roman" w:eastAsia="楷体" w:hAnsi="Times New Roman" w:cs="Times New Roman" w:hint="eastAsia"/>
+          <w:color w:val="0D0D0D"/>
+          <w:shd w:val="clear" w:color="auto" w:fill="FFFFFF"/>
+          <w:lang w:eastAsia="zh-CN"/>
+        </w:rPr>
+        <w:t>2</w:t>
+      </w:r>
+      <w:r>
+        <w:rPr>
+          <w:rFonts w:ascii="Times New Roman" w:eastAsia="楷体" w:hAnsi="Times New Roman" w:cs="Times New Roman"/>
+          <w:color w:val="0D0D0D"/>
+          <w:shd w:val="clear" w:color="auto" w:fill="FFFFFF"/>
+          <w:lang w:eastAsia="zh-CN"/>
+        </w:rPr>
+        <w:t>024</w:t>
       </w:r>
       <w:r>
         <w:rPr>
